--- a/docs/common_code/14_dates/dates.docx
+++ b/docs/common_code/14_dates/dates.docx
@@ -31,7 +31,7 @@
         <w:pStyle w:val="Date"/>
       </w:pPr>
       <w:r>
-        <w:t xml:space="preserve">2026-07-02</w:t>
+        <w:t xml:space="preserve">2026-07-03</w:t>
       </w:r>
     </w:p>
     <w:bookmarkStart w:id="10" w:name="working-with-dates"/>

--- a/docs/common_code/14_dates/dates.docx
+++ b/docs/common_code/14_dates/dates.docx
@@ -31,7 +31,7 @@
         <w:pStyle w:val="Date"/>
       </w:pPr>
       <w:r>
-        <w:t xml:space="preserve">2026-07-03</w:t>
+        <w:t xml:space="preserve">2026-07-04</w:t>
       </w:r>
     </w:p>
     <w:bookmarkStart w:id="10" w:name="working-with-dates"/>

--- a/docs/common_code/14_dates/dates.docx
+++ b/docs/common_code/14_dates/dates.docx
@@ -31,7 +31,7 @@
         <w:pStyle w:val="Date"/>
       </w:pPr>
       <w:r>
-        <w:t xml:space="preserve">2026-07-04</w:t>
+        <w:t xml:space="preserve">2026-07-05</w:t>
       </w:r>
     </w:p>
     <w:bookmarkStart w:id="10" w:name="working-with-dates"/>

--- a/docs/common_code/14_dates/dates.docx
+++ b/docs/common_code/14_dates/dates.docx
@@ -31,7 +31,7 @@
         <w:pStyle w:val="Date"/>
       </w:pPr>
       <w:r>
-        <w:t xml:space="preserve">2026-07-05</w:t>
+        <w:t xml:space="preserve">2026-08-27</w:t>
       </w:r>
     </w:p>
     <w:bookmarkStart w:id="10" w:name="working-with-dates"/>
@@ -3231,7 +3231,7 @@
         <w:rPr>
           <w:rStyle w:val="StringTok"/>
         </w:rPr>
-        <w:t xml:space="preserve">"steelblue"</w:t>
+        <w:t xml:space="preserve">"darkblue"</w:t>
       </w:r>
       <w:r>
         <w:rPr>
@@ -4004,7 +4004,190 @@
         <w:rPr>
           <w:rStyle w:val="NormalTok"/>
         </w:rPr>
-        <w:t xml:space="preserve">, ...)</w:t>
+        <w:t xml:space="preserve">,</w:t>
+      </w:r>
+      <w:r>
+        <w:rPr>
+          <w:rStyle w:val="StringTok"/>
+        </w:rPr>
+        <w:t xml:space="preserve">"1983-04-11"</w:t>
+      </w:r>
+      <w:r>
+        <w:rPr>
+          <w:rStyle w:val="NormalTok"/>
+        </w:rPr>
+        <w:t xml:space="preserve">,</w:t>
+      </w:r>
+      <w:r>
+        <w:rPr>
+          <w:rStyle w:val="StringTok"/>
+        </w:rPr>
+        <w:t xml:space="preserve">"1984-04-06"</w:t>
+      </w:r>
+      <w:r>
+        <w:rPr>
+          <w:rStyle w:val="NormalTok"/>
+        </w:rPr>
+        <w:t xml:space="preserve">,</w:t>
+      </w:r>
+      <w:r>
+        <w:br/>
+      </w:r>
+      <w:r>
+        <w:rPr>
+          <w:rStyle w:val="NormalTok"/>
+        </w:rPr>
+        <w:t xml:space="preserve">               </w:t>
+      </w:r>
+      <w:r>
+        <w:rPr>
+          <w:rStyle w:val="StringTok"/>
+        </w:rPr>
+        <w:t xml:space="preserve">"1985-04-14"</w:t>
+      </w:r>
+      <w:r>
+        <w:rPr>
+          <w:rStyle w:val="NormalTok"/>
+        </w:rPr>
+        <w:t xml:space="preserve">,</w:t>
+      </w:r>
+      <w:r>
+        <w:rPr>
+          <w:rStyle w:val="StringTok"/>
+        </w:rPr>
+        <w:t xml:space="preserve">"1986-04-09"</w:t>
+      </w:r>
+      <w:r>
+        <w:rPr>
+          <w:rStyle w:val="NormalTok"/>
+        </w:rPr>
+        <w:t xml:space="preserve">,</w:t>
+      </w:r>
+      <w:r>
+        <w:rPr>
+          <w:rStyle w:val="StringTok"/>
+        </w:rPr>
+        <w:t xml:space="preserve">"1987-04-05"</w:t>
+      </w:r>
+      <w:r>
+        <w:rPr>
+          <w:rStyle w:val="NormalTok"/>
+        </w:rPr>
+        <w:t xml:space="preserve">,</w:t>
+      </w:r>
+      <w:r>
+        <w:rPr>
+          <w:rStyle w:val="StringTok"/>
+        </w:rPr>
+        <w:t xml:space="preserve">"1988-04-02"</w:t>
+      </w:r>
+      <w:r>
+        <w:rPr>
+          <w:rStyle w:val="NormalTok"/>
+        </w:rPr>
+        <w:t xml:space="preserve">,</w:t>
+      </w:r>
+      <w:r>
+        <w:br/>
+      </w:r>
+      <w:r>
+        <w:rPr>
+          <w:rStyle w:val="NormalTok"/>
+        </w:rPr>
+        <w:t xml:space="preserve">               </w:t>
+      </w:r>
+      <w:r>
+        <w:rPr>
+          <w:rStyle w:val="StringTok"/>
+        </w:rPr>
+        <w:t xml:space="preserve">"1989-04-07"</w:t>
+      </w:r>
+      <w:r>
+        <w:rPr>
+          <w:rStyle w:val="NormalTok"/>
+        </w:rPr>
+        <w:t xml:space="preserve">,</w:t>
+      </w:r>
+      <w:r>
+        <w:rPr>
+          <w:rStyle w:val="StringTok"/>
+        </w:rPr>
+        <w:t xml:space="preserve">"1990-03-30"</w:t>
+      </w:r>
+      <w:r>
+        <w:rPr>
+          <w:rStyle w:val="NormalTok"/>
+        </w:rPr>
+        <w:t xml:space="preserve">,</w:t>
+      </w:r>
+      <w:r>
+        <w:rPr>
+          <w:rStyle w:val="StringTok"/>
+        </w:rPr>
+        <w:t xml:space="preserve">"1991-04-01"</w:t>
+      </w:r>
+      <w:r>
+        <w:rPr>
+          <w:rStyle w:val="NormalTok"/>
+        </w:rPr>
+        <w:t xml:space="preserve">,</w:t>
+      </w:r>
+      <w:r>
+        <w:rPr>
+          <w:rStyle w:val="StringTok"/>
+        </w:rPr>
+        <w:t xml:space="preserve">"1992-03-28"</w:t>
+      </w:r>
+      <w:r>
+        <w:rPr>
+          <w:rStyle w:val="NormalTok"/>
+        </w:rPr>
+        <w:t xml:space="preserve">,</w:t>
+      </w:r>
+      <w:r>
+        <w:br/>
+      </w:r>
+      <w:r>
+        <w:rPr>
+          <w:rStyle w:val="NormalTok"/>
+        </w:rPr>
+        <w:t xml:space="preserve">               </w:t>
+      </w:r>
+      <w:r>
+        <w:rPr>
+          <w:rStyle w:val="StringTok"/>
+        </w:rPr>
+        <w:t xml:space="preserve">"1993-04-04"</w:t>
+      </w:r>
+      <w:r>
+        <w:rPr>
+          <w:rStyle w:val="NormalTok"/>
+        </w:rPr>
+        <w:t xml:space="preserve">,</w:t>
+      </w:r>
+      <w:r>
+        <w:rPr>
+          <w:rStyle w:val="StringTok"/>
+        </w:rPr>
+        <w:t xml:space="preserve">"1994-03-25"</w:t>
+      </w:r>
+      <w:r>
+        <w:rPr>
+          <w:rStyle w:val="NormalTok"/>
+        </w:rPr>
+        <w:t xml:space="preserve">,</w:t>
+      </w:r>
+      <w:r>
+        <w:rPr>
+          <w:rStyle w:val="StringTok"/>
+        </w:rPr>
+        <w:t xml:space="preserve">"1995-03-29"</w:t>
+      </w:r>
+      <w:r>
+        <w:rPr>
+          <w:rStyle w:val="NormalTok"/>
+        </w:rPr>
+        <w:t xml:space="preserve">)</w:t>
       </w:r>
       <w:r>
         <w:br/>
@@ -4238,7 +4421,7 @@
         <w:rPr>
           <w:rStyle w:val="StringTok"/>
         </w:rPr>
-        <w:t xml:space="preserve">"steelblue"</w:t>
+        <w:t xml:space="preserve">"darkblue"</w:t>
       </w:r>
       <w:r>
         <w:rPr>

--- a/docs/common_code/14_dates/dates.docx
+++ b/docs/common_code/14_dates/dates.docx
@@ -31,7 +31,7 @@
         <w:pStyle w:val="Date"/>
       </w:pPr>
       <w:r>
-        <w:t xml:space="preserve">2026-08-27</w:t>
+        <w:t xml:space="preserve">2026-09-01</w:t>
       </w:r>
     </w:p>
     <w:bookmarkStart w:id="10" w:name="working-with-dates"/>

--- a/docs/common_code/14_dates/dates.docx
+++ b/docs/common_code/14_dates/dates.docx
@@ -31,7 +31,7 @@
         <w:pStyle w:val="Date"/>
       </w:pPr>
       <w:r>
-        <w:t xml:space="preserve">2026-09-01</w:t>
+        <w:t xml:space="preserve">2026-09-03</w:t>
       </w:r>
     </w:p>
     <w:bookmarkStart w:id="10" w:name="working-with-dates"/>

--- a/docs/common_code/14_dates/dates.docx
+++ b/docs/common_code/14_dates/dates.docx
@@ -6055,8 +6055,8 @@
       <w:rFonts w:asciiTheme="majorHAnsi" w:cstheme="majorBidi" w:eastAsiaTheme="majorEastAsia" w:hAnsiTheme="majorHAnsi"/>
       <w:spacing w:val="-10"/>
       <w:kern w:val="28"/>
-      <w:sz w:val="56"/>
-      <w:szCs w:val="56"/>
+      <w:sz w:val="40"/>
+      <w:szCs w:val="40"/>
     </w:rPr>
   </w:style>
   <w:style w:customStyle="1" w:styleId="TitleChar" w:type="character">
@@ -6069,8 +6069,8 @@
       <w:rFonts w:asciiTheme="majorHAnsi" w:cstheme="majorBidi" w:eastAsiaTheme="majorEastAsia" w:hAnsiTheme="majorHAnsi"/>
       <w:spacing w:val="-10"/>
       <w:kern w:val="28"/>
-      <w:sz w:val="56"/>
-      <w:szCs w:val="56"/>
+      <w:sz w:val="40"/>
+      <w:szCs w:val="40"/>
     </w:rPr>
   </w:style>
   <w:style w:styleId="Subtitle" w:type="paragraph">

--- a/docs/common_code/14_dates/dates.docx
+++ b/docs/common_code/14_dates/dates.docx
@@ -31,7 +31,7 @@
         <w:pStyle w:val="Date"/>
       </w:pPr>
       <w:r>
-        <w:t xml:space="preserve">2026-09-03</w:t>
+        <w:t xml:space="preserve">2026-09-04</w:t>
       </w:r>
     </w:p>
     <w:bookmarkStart w:id="10" w:name="working-with-dates"/>
